--- a/rus/docx/26.content.docx
+++ b/rus/docx/26.content.docx
@@ -19,7 +19,7 @@
         <w:rPr>
           <w:lang w:val="ru_RU" w:bidi="ru_RU"/>
         </w:rPr>
-        <w:t>Resource: Заметки к учебнику - Вступления к книгам (Тиндейл)</w:t>
+        <w:t>Resource: Tyndale Open Study Notes</w:t>
       </w:r>
       <w:r>
         <w:rPr>
@@ -112,7 +112,7 @@
         <w:rPr>
           <w:lang w:val="ru_RU" w:bidi="ru_RU"/>
         </w:rPr>
-        <w:t>Заметки к учебнику - Вступления к книгам (Тиндейл)</w:t>
+        <w:t>Tyndale Open Study Notes</w:t>
       </w:r>
     </w:p>
     <w:p>

--- a/rus/docx/26.content.docx
+++ b/rus/docx/26.content.docx
@@ -19,7 +19,7 @@
         <w:rPr>
           <w:lang w:val="ru_RU" w:bidi="ru_RU"/>
         </w:rPr>
-        <w:t>Resource: Tyndale Open Study Notes</w:t>
+        <w:t>Resource: Aquifer Open Study Notes (Book Intros)</w:t>
       </w:r>
       <w:r>
         <w:rPr>
@@ -112,7 +112,7 @@
         <w:rPr>
           <w:lang w:val="ru_RU" w:bidi="ru_RU"/>
         </w:rPr>
-        <w:t>Tyndale Open Study Notes</w:t>
+        <w:t>Aquifer Open Study Notes (Book Intros)</w:t>
       </w:r>
     </w:p>
     <w:p>

--- a/rus/docx/26.content.docx
+++ b/rus/docx/26.content.docx
@@ -258,18 +258,12 @@
         </w:rPr>
         <w:t>Книга пророка Иезекииля была написана в Вавилонии в то трудное время, когда иудеи находились в Вавилонском плену (605–538 гг. до н.э.). Вавилоняне захватили ассирийскую столицу Ниневию (612 г. до н.э.). Их окончательное вавилонское господство было установлено в решающей битве при Каркемише (605 г. до н.э.), в которой были поражены последние сопротивляющиеся ассирийцы. В том же году вавилоняне совершили набег на Иудею и увели в Вавилон заложников из аристократических слоёв общества, в том числе Даниила и трёх его друзей (</w:t>
       </w:r>
-      <w:hyperlink r:id="rId13">
-        <w:r>
-          <w:rPr>
-            <w:lang w:val="ru_RU" w:bidi="ru_RU"/>
-          </w:rPr>
-          <w:rPr>
-            <w:color w:val="0000EE"/>
-            <w:u w:val="single"/>
-          </w:rPr>
-          <w:t>Дан.1:1–5</w:t>
-        </w:r>
-      </w:hyperlink>
+      <w:r>
+        <w:rPr>
+          <w:lang w:val="ru_RU" w:bidi="ru_RU"/>
+        </w:rPr>
+        <w:t>Дан.1:1–5</w:t>
+      </w:r>
       <w:r>
         <w:rPr>
           <w:lang w:val="ru_RU" w:bidi="ru_RU"/>
@@ -318,18 +312,12 @@
         </w:rPr>
         <w:t>Первые видения Иезекииль увидел в Вавилоне в 593 г. до н.э., когда ему было тридцать лет (</w:t>
       </w:r>
-      <w:hyperlink r:id="rId14">
-        <w:r>
-          <w:rPr>
-            <w:lang w:val="ru_RU" w:bidi="ru_RU"/>
-          </w:rPr>
-          <w:rPr>
-            <w:color w:val="0000EE"/>
-            <w:u w:val="single"/>
-          </w:rPr>
-          <w:t>Иез.1:1–2</w:t>
-        </w:r>
-      </w:hyperlink>
+      <w:r>
+        <w:rPr>
+          <w:lang w:val="ru_RU" w:bidi="ru_RU"/>
+        </w:rPr>
+        <w:t>Иез.1:1–2</w:t>
+      </w:r>
       <w:r>
         <w:rPr>
           <w:lang w:val="ru_RU" w:bidi="ru_RU"/>
@@ -369,72 +357,48 @@
           <w:lang w:val="ru_RU" w:bidi="ru_RU"/>
         </w:rPr>
       </w:r>
-      <w:hyperlink r:id="rId15">
-        <w:r>
-          <w:rPr>
-            <w:lang w:val="ru_RU" w:bidi="ru_RU"/>
-          </w:rPr>
-          <w:rPr>
-            <w:color w:val="0000EE"/>
-            <w:u w:val="single"/>
-          </w:rPr>
-          <w:t>Главы 1–3</w:t>
-        </w:r>
-      </w:hyperlink>
+      <w:r>
+        <w:rPr>
+          <w:lang w:val="ru_RU" w:bidi="ru_RU"/>
+        </w:rPr>
+        <w:t>Главы 1–3</w:t>
+      </w:r>
       <w:r>
         <w:rPr>
           <w:lang w:val="ru_RU" w:bidi="ru_RU"/>
         </w:rPr>
         <w:t xml:space="preserve"> рассказывают о призыве Иезекииля и поручении ему стать пророком. Первое видение Иезекииля говорит о грозно надвигающейся славе Господа (</w:t>
       </w:r>
-      <w:hyperlink r:id="rId16">
-        <w:r>
-          <w:rPr>
-            <w:lang w:val="ru_RU" w:bidi="ru_RU"/>
-          </w:rPr>
-          <w:rPr>
-            <w:color w:val="0000EE"/>
-            <w:u w:val="single"/>
-          </w:rPr>
-          <w:t>1:4–28</w:t>
-        </w:r>
-      </w:hyperlink>
+      <w:r>
+        <w:rPr>
+          <w:lang w:val="ru_RU" w:bidi="ru_RU"/>
+        </w:rPr>
+        <w:t>1:4–28</w:t>
+      </w:r>
       <w:r>
         <w:rPr>
           <w:lang w:val="ru_RU" w:bidi="ru_RU"/>
         </w:rPr>
         <w:t>). В этом видении, наполненном образами движения и суда, Господь предстаёт как божественный воин на Своей небесной колеснице, Который будет судить Свой народ. Во время призыва Иезекииля (</w:t>
       </w:r>
-      <w:hyperlink r:id="rId17">
-        <w:r>
-          <w:rPr>
-            <w:lang w:val="ru_RU" w:bidi="ru_RU"/>
-          </w:rPr>
-          <w:rPr>
-            <w:color w:val="0000EE"/>
-            <w:u w:val="single"/>
-          </w:rPr>
-          <w:t>2:1–3:15</w:t>
-        </w:r>
-      </w:hyperlink>
+      <w:r>
+        <w:rPr>
+          <w:lang w:val="ru_RU" w:bidi="ru_RU"/>
+        </w:rPr>
+        <w:t>2:1–3:15</w:t>
+      </w:r>
       <w:r>
         <w:rPr>
           <w:lang w:val="ru_RU" w:bidi="ru_RU"/>
         </w:rPr>
         <w:t>) Дух сказал ему, что упрямый и непокорный народ Иудеи не прислушается к его посланию. Однако Господь хотел, чтобы Иезекииль был столь же упрям в том, чтобы верно нести Его весть. Подобно стражу (</w:t>
       </w:r>
-      <w:hyperlink r:id="rId18">
-        <w:r>
-          <w:rPr>
-            <w:lang w:val="ru_RU" w:bidi="ru_RU"/>
-          </w:rPr>
-          <w:rPr>
-            <w:color w:val="0000EE"/>
-            <w:u w:val="single"/>
-          </w:rPr>
-          <w:t>3:16–27</w:t>
-        </w:r>
-      </w:hyperlink>
+      <w:r>
+        <w:rPr>
+          <w:lang w:val="ru_RU" w:bidi="ru_RU"/>
+        </w:rPr>
+        <w:t>3:16–27</w:t>
+      </w:r>
       <w:r>
         <w:rPr>
           <w:lang w:val="ru_RU" w:bidi="ru_RU"/>
@@ -455,54 +419,36 @@
         </w:rPr>
         <w:t xml:space="preserve">В </w:t>
       </w:r>
-      <w:hyperlink r:id="rId19">
-        <w:r>
-          <w:rPr>
-            <w:lang w:val="ru_RU" w:bidi="ru_RU"/>
-          </w:rPr>
-          <w:rPr>
-            <w:color w:val="0000EE"/>
-            <w:u w:val="single"/>
-          </w:rPr>
-          <w:t>главах 4–24</w:t>
-        </w:r>
-      </w:hyperlink>
+      <w:r>
+        <w:rPr>
+          <w:lang w:val="ru_RU" w:bidi="ru_RU"/>
+        </w:rPr>
+        <w:t>главах 4–24</w:t>
+      </w:r>
       <w:r>
         <w:rPr>
           <w:lang w:val="ru_RU" w:bidi="ru_RU"/>
         </w:rPr>
         <w:t xml:space="preserve"> Иезекииль произносит серию обличительных речей против Иудеи и Иерусалима. Пророк совершает ряд знаковых действий, изображающих приближающуюся осаду и разрушение Иерусалима. В </w:t>
       </w:r>
-      <w:hyperlink r:id="rId20">
-        <w:r>
-          <w:rPr>
-            <w:lang w:val="ru_RU" w:bidi="ru_RU"/>
-          </w:rPr>
-          <w:rPr>
-            <w:color w:val="0000EE"/>
-            <w:u w:val="single"/>
-          </w:rPr>
-          <w:t>главах 8–11</w:t>
-        </w:r>
-      </w:hyperlink>
+      <w:r>
+        <w:rPr>
+          <w:lang w:val="ru_RU" w:bidi="ru_RU"/>
+        </w:rPr>
+        <w:t>главах 8–11</w:t>
+      </w:r>
       <w:r>
         <w:rPr>
           <w:lang w:val="ru_RU" w:bidi="ru_RU"/>
         </w:rPr>
         <w:t xml:space="preserve"> грехи Иерусалима описаны в четырёх сценах усиливающейся мерзости, которые наглядно иллюстрируют причину будущего разрушения, когда Божья слава отходит от святилища, и Храм полностью разрушен. Если рассматривать приведённые в этом разделе стихи, пророчества и видения как единое целое, то они доказывают неизбежность и справедливость разрушения Иерусалима, кульминацией которого является объявление об осаде Иерусалима Навуходоносором и заключительное послание о неизбежности суда (</w:t>
       </w:r>
-      <w:hyperlink r:id="rId21">
-        <w:r>
-          <w:rPr>
-            <w:lang w:val="ru_RU" w:bidi="ru_RU"/>
-          </w:rPr>
-          <w:rPr>
-            <w:color w:val="0000EE"/>
-            <w:u w:val="single"/>
-          </w:rPr>
-          <w:t>гл. 24</w:t>
-        </w:r>
-      </w:hyperlink>
+      <w:r>
+        <w:rPr>
+          <w:lang w:val="ru_RU" w:bidi="ru_RU"/>
+        </w:rPr>
+        <w:t>гл. 24</w:t>
+      </w:r>
       <w:r>
         <w:rPr>
           <w:lang w:val="ru_RU" w:bidi="ru_RU"/>
@@ -523,36 +469,24 @@
         </w:rPr>
         <w:t>Затем Иезекииль обращается к надежде. Сначала он произносит семь посланий, (</w:t>
       </w:r>
-      <w:hyperlink r:id="rId22">
-        <w:r>
-          <w:rPr>
-            <w:lang w:val="ru_RU" w:bidi="ru_RU"/>
-          </w:rPr>
-          <w:rPr>
-            <w:color w:val="0000EE"/>
-            <w:u w:val="single"/>
-          </w:rPr>
-          <w:t>гл. 25–32</w:t>
-        </w:r>
-      </w:hyperlink>
+      <w:r>
+        <w:rPr>
+          <w:lang w:val="ru_RU" w:bidi="ru_RU"/>
+        </w:rPr>
+        <w:t>гл. 25–32</w:t>
+      </w:r>
       <w:r>
         <w:rPr>
           <w:lang w:val="ru_RU" w:bidi="ru_RU"/>
         </w:rPr>
         <w:t>), в которых окружающие народы обвиняются в том, что они помогали вавилонянам и радуются падению Иерусалима. Эти послания показывают, что обещание, которое Бог дал Аврааму, осталось неизменным: «Я... злословящих тебя прокляну» (</w:t>
       </w:r>
-      <w:hyperlink r:id="rId23">
-        <w:r>
-          <w:rPr>
-            <w:lang w:val="ru_RU" w:bidi="ru_RU"/>
-          </w:rPr>
-          <w:rPr>
-            <w:color w:val="0000EE"/>
-            <w:u w:val="single"/>
-          </w:rPr>
-          <w:t>Быт.12:3</w:t>
-        </w:r>
-      </w:hyperlink>
+      <w:r>
+        <w:rPr>
+          <w:lang w:val="ru_RU" w:bidi="ru_RU"/>
+        </w:rPr>
+        <w:t>Быт.12:3</w:t>
+      </w:r>
       <w:r>
         <w:rPr>
           <w:lang w:val="ru_RU" w:bidi="ru_RU"/>
@@ -567,72 +501,48 @@
           <w:lang w:val="ru_RU" w:bidi="ru_RU"/>
         </w:rPr>
       </w:r>
-      <w:hyperlink r:id="rId24">
-        <w:r>
-          <w:rPr>
-            <w:lang w:val="ru_RU" w:bidi="ru_RU"/>
-          </w:rPr>
-          <w:rPr>
-            <w:color w:val="0000EE"/>
-            <w:u w:val="single"/>
-          </w:rPr>
-          <w:t>Главы 33–48</w:t>
-        </w:r>
-      </w:hyperlink>
+      <w:r>
+        <w:rPr>
+          <w:lang w:val="ru_RU" w:bidi="ru_RU"/>
+        </w:rPr>
+        <w:t>Главы 33–48</w:t>
+      </w:r>
       <w:r>
         <w:rPr>
           <w:lang w:val="ru_RU" w:bidi="ru_RU"/>
         </w:rPr>
         <w:t xml:space="preserve"> завершают переход от суда к надежде, начиная с решающего момента, когда пленники наконец слышат весть о разрушении Иерусалима (</w:t>
       </w:r>
-      <w:hyperlink r:id="rId25">
-        <w:r>
-          <w:rPr>
-            <w:lang w:val="ru_RU" w:bidi="ru_RU"/>
-          </w:rPr>
-          <w:rPr>
-            <w:color w:val="0000EE"/>
-            <w:u w:val="single"/>
-          </w:rPr>
-          <w:t>33:21</w:t>
-        </w:r>
-      </w:hyperlink>
+      <w:r>
+        <w:rPr>
+          <w:lang w:val="ru_RU" w:bidi="ru_RU"/>
+        </w:rPr>
+        <w:t>33:21</w:t>
+      </w:r>
       <w:r>
         <w:rPr>
           <w:lang w:val="ru_RU" w:bidi="ru_RU"/>
         </w:rPr>
         <w:t>). В этот момент Господь снова поручает пророку Иезекиилю служить в качестве стража, провозглашая суд над теми, кто отказывается покаяться, и обещая жизнь тем, кто кается. Вести надежды обещают нового пастыря с обновлённым заветом и землёй, на которой люди будут жить в единстве (</w:t>
       </w:r>
-      <w:hyperlink r:id="rId26">
-        <w:r>
-          <w:rPr>
-            <w:lang w:val="ru_RU" w:bidi="ru_RU"/>
-          </w:rPr>
-          <w:rPr>
-            <w:color w:val="0000EE"/>
-            <w:u w:val="single"/>
-          </w:rPr>
-          <w:t>гл. 34–37</w:t>
-        </w:r>
-      </w:hyperlink>
+      <w:r>
+        <w:rPr>
+          <w:lang w:val="ru_RU" w:bidi="ru_RU"/>
+        </w:rPr>
+        <w:t>гл. 34–37</w:t>
+      </w:r>
       <w:r>
         <w:rPr>
           <w:lang w:val="ru_RU" w:bidi="ru_RU"/>
         </w:rPr>
         <w:t>). Тёмные тучи войны угрожают этой картине благословения (</w:t>
       </w:r>
-      <w:hyperlink r:id="rId27">
-        <w:r>
-          <w:rPr>
-            <w:lang w:val="ru_RU" w:bidi="ru_RU"/>
-          </w:rPr>
-          <w:rPr>
-            <w:color w:val="0000EE"/>
-            <w:u w:val="single"/>
-          </w:rPr>
-          <w:t>гл. 38–39</w:t>
-        </w:r>
-      </w:hyperlink>
+      <w:r>
+        <w:rPr>
+          <w:lang w:val="ru_RU" w:bidi="ru_RU"/>
+        </w:rPr>
+        <w:t>гл. 38–39</w:t>
+      </w:r>
       <w:r>
         <w:rPr>
           <w:lang w:val="ru_RU" w:bidi="ru_RU"/>
@@ -653,18 +563,12 @@
         </w:rPr>
         <w:t>После того как Бог победит Гога и его союзников, Он может открыть последний Храм и обновлённую землю (</w:t>
       </w:r>
-      <w:hyperlink r:id="rId28">
-        <w:r>
-          <w:rPr>
-            <w:lang w:val="ru_RU" w:bidi="ru_RU"/>
-          </w:rPr>
-          <w:rPr>
-            <w:color w:val="0000EE"/>
-            <w:u w:val="single"/>
-          </w:rPr>
-          <w:t>гл. 40–48</w:t>
-        </w:r>
-      </w:hyperlink>
+      <w:r>
+        <w:rPr>
+          <w:lang w:val="ru_RU" w:bidi="ru_RU"/>
+        </w:rPr>
+        <w:t>гл. 40–48</w:t>
+      </w:r>
       <w:r>
         <w:rPr>
           <w:lang w:val="ru_RU" w:bidi="ru_RU"/>
@@ -696,18 +600,12 @@
         </w:rPr>
         <w:t>В первых стихах книги пророк Иезекииль утверждает, что он является автором (</w:t>
       </w:r>
-      <w:hyperlink r:id="rId29">
-        <w:r>
-          <w:rPr>
-            <w:lang w:val="ru_RU" w:bidi="ru_RU"/>
-          </w:rPr>
-          <w:rPr>
-            <w:color w:val="0000EE"/>
-            <w:u w:val="single"/>
-          </w:rPr>
-          <w:t>1:3</w:t>
-        </w:r>
-      </w:hyperlink>
+      <w:r>
+        <w:rPr>
+          <w:lang w:val="ru_RU" w:bidi="ru_RU"/>
+        </w:rPr>
+        <w:t>1:3</w:t>
+      </w:r>
       <w:r>
         <w:rPr>
           <w:lang w:val="ru_RU" w:bidi="ru_RU"/>
@@ -767,18 +665,12 @@
         </w:rPr>
         <w:t>После разрушения Иерусалима Божьему народу грозила серьёзная опасность разочароваться и впасть в отчаяние. Они чувствовали себя духовно мёртвыми, покинутыми Богом и отрезанными от Его присутствия. Они говорили: «Преступления наши и грехи наши на нас, и мы истаеваем в них: как же можем мы жить?» (</w:t>
       </w:r>
-      <w:hyperlink r:id="rId30">
-        <w:r>
-          <w:rPr>
-            <w:lang w:val="ru_RU" w:bidi="ru_RU"/>
-          </w:rPr>
-          <w:rPr>
-            <w:color w:val="0000EE"/>
-            <w:u w:val="single"/>
-          </w:rPr>
-          <w:t>33:10</w:t>
-        </w:r>
-      </w:hyperlink>
+      <w:r>
+        <w:rPr>
+          <w:lang w:val="ru_RU" w:bidi="ru_RU"/>
+        </w:rPr>
+        <w:t>33:10</w:t>
+      </w:r>
       <w:r>
         <w:rPr>
           <w:lang w:val="ru_RU" w:bidi="ru_RU"/>
@@ -799,72 +691,48 @@
         </w:rPr>
         <w:t>Этим разочаровавшимся людям пророк передал послание о Божьем владычестве и славе, говоря о Боге как о величественном, трансцендентном и могущественном. Вавилонские боги, конечно же, не победили Господа; скорее, Бог добровольно покинул Свою землю и место Своего обитания из-за греха Своего народа. Хотя Он и покинул осквернённый город Иерусалим, этот славный Бог не оставил Свой народ. Вместо этого Он отправился к остатку Своего народа в изгнании (</w:t>
       </w:r>
-      <w:hyperlink r:id="rId31">
-        <w:r>
-          <w:rPr>
-            <w:lang w:val="ru_RU" w:bidi="ru_RU"/>
-          </w:rPr>
-          <w:rPr>
-            <w:color w:val="0000EE"/>
-            <w:u w:val="single"/>
-          </w:rPr>
-          <w:t>11:16</w:t>
-        </w:r>
-      </w:hyperlink>
+      <w:r>
+        <w:rPr>
+          <w:lang w:val="ru_RU" w:bidi="ru_RU"/>
+        </w:rPr>
+        <w:t>11:16</w:t>
+      </w:r>
       <w:r>
         <w:rPr>
           <w:lang w:val="ru_RU" w:bidi="ru_RU"/>
         </w:rPr>
         <w:t>), где сам Иезекииль впервые увидел славу Господа (</w:t>
       </w:r>
-      <w:hyperlink r:id="rId32">
-        <w:r>
-          <w:rPr>
-            <w:lang w:val="ru_RU" w:bidi="ru_RU"/>
-          </w:rPr>
-          <w:rPr>
-            <w:color w:val="0000EE"/>
-            <w:u w:val="single"/>
-          </w:rPr>
-          <w:t>1:1</w:t>
-        </w:r>
-      </w:hyperlink>
+      <w:r>
+        <w:rPr>
+          <w:lang w:val="ru_RU" w:bidi="ru_RU"/>
+        </w:rPr>
+        <w:t>1:1</w:t>
+      </w:r>
       <w:r>
         <w:rPr>
           <w:lang w:val="ru_RU" w:bidi="ru_RU"/>
         </w:rPr>
         <w:t>). Бог по-прежнему контролировал всё, даже попытки вавилонского царя Навуходоносора обратиться к своим богам через гадание (</w:t>
       </w:r>
-      <w:hyperlink r:id="rId33">
-        <w:r>
-          <w:rPr>
-            <w:lang w:val="ru_RU" w:bidi="ru_RU"/>
-          </w:rPr>
-          <w:rPr>
-            <w:color w:val="0000EE"/>
-            <w:u w:val="single"/>
-          </w:rPr>
-          <w:t>21:21–23</w:t>
-        </w:r>
-      </w:hyperlink>
+      <w:r>
+        <w:rPr>
+          <w:lang w:val="ru_RU" w:bidi="ru_RU"/>
+        </w:rPr>
+        <w:t>21:21–23</w:t>
+      </w:r>
       <w:r>
         <w:rPr>
           <w:lang w:val="ru_RU" w:bidi="ru_RU"/>
         </w:rPr>
         <w:t xml:space="preserve">; ср. </w:t>
       </w:r>
-      <w:hyperlink r:id="rId34">
-        <w:r>
-          <w:rPr>
-            <w:lang w:val="ru_RU" w:bidi="ru_RU"/>
-          </w:rPr>
-          <w:rPr>
-            <w:color w:val="0000EE"/>
-            <w:u w:val="single"/>
-          </w:rPr>
-          <w:t>Дан.2–4</w:t>
-        </w:r>
-      </w:hyperlink>
+      <w:r>
+        <w:rPr>
+          <w:lang w:val="ru_RU" w:bidi="ru_RU"/>
+        </w:rPr>
+        <w:t>Дан.2–4</w:t>
+      </w:r>
       <w:r>
         <w:rPr>
           <w:lang w:val="ru_RU" w:bidi="ru_RU"/>
@@ -885,36 +753,24 @@
         </w:rPr>
         <w:t>Для Божьего народа разрушение Иерусалима не стало концом истории. Бог обещал благословить потомков Авраама, превратив их в могущественный народ и благословив через них все народы. Пророчества в адрес народов, окружавших Иудею (</w:t>
       </w:r>
-      <w:hyperlink r:id="rId22">
-        <w:r>
-          <w:rPr>
-            <w:lang w:val="ru_RU" w:bidi="ru_RU"/>
-          </w:rPr>
-          <w:rPr>
-            <w:color w:val="0000EE"/>
-            <w:u w:val="single"/>
-          </w:rPr>
-          <w:t>Иез.25–32</w:t>
-        </w:r>
-      </w:hyperlink>
+      <w:r>
+        <w:rPr>
+          <w:lang w:val="ru_RU" w:bidi="ru_RU"/>
+        </w:rPr>
+        <w:t>Иез.25–32</w:t>
+      </w:r>
       <w:r>
         <w:rPr>
           <w:lang w:val="ru_RU" w:bidi="ru_RU"/>
         </w:rPr>
         <w:t>), показали, что Бог не забыл Своё древнее обещание о том, что те, кто радовался падению Израиля, будут сурово судимы. Бог не мог навсегда оставить Свой народ. Однажды Он вернётся, чтобы стать их пастырем (</w:t>
       </w:r>
-      <w:hyperlink r:id="rId35">
-        <w:r>
-          <w:rPr>
-            <w:lang w:val="ru_RU" w:bidi="ru_RU"/>
-          </w:rPr>
-          <w:rPr>
-            <w:color w:val="0000EE"/>
-            <w:u w:val="single"/>
-          </w:rPr>
-          <w:t>34:11</w:t>
-        </w:r>
-      </w:hyperlink>
+      <w:r>
+        <w:rPr>
+          <w:lang w:val="ru_RU" w:bidi="ru_RU"/>
+        </w:rPr>
+        <w:t>34:11</w:t>
+      </w:r>
       <w:r>
         <w:rPr>
           <w:lang w:val="ru_RU" w:bidi="ru_RU"/>
@@ -935,180 +791,120 @@
         </w:rPr>
         <w:t>Иезекииль указывает на более великую надежду, которая исполнилась в Иисусе Христе. Через Христа Божья слава в полной мере обитает среди нас, как свет во тьме нашего плена (</w:t>
       </w:r>
-      <w:hyperlink r:id="rId31">
-        <w:r>
-          <w:rPr>
-            <w:lang w:val="ru_RU" w:bidi="ru_RU"/>
-          </w:rPr>
-          <w:rPr>
-            <w:color w:val="0000EE"/>
-            <w:u w:val="single"/>
-          </w:rPr>
-          <w:t>11:16</w:t>
-        </w:r>
-      </w:hyperlink>
+      <w:r>
+        <w:rPr>
+          <w:lang w:val="ru_RU" w:bidi="ru_RU"/>
+        </w:rPr>
+        <w:t>11:16</w:t>
+      </w:r>
       <w:r>
         <w:rPr>
           <w:lang w:val="ru_RU" w:bidi="ru_RU"/>
         </w:rPr>
         <w:t xml:space="preserve">; </w:t>
       </w:r>
-      <w:hyperlink r:id="rId36">
-        <w:r>
-          <w:rPr>
-            <w:lang w:val="ru_RU" w:bidi="ru_RU"/>
-          </w:rPr>
-          <w:rPr>
-            <w:color w:val="0000EE"/>
-            <w:u w:val="single"/>
-          </w:rPr>
-          <w:t>43:1–5</w:t>
-        </w:r>
-      </w:hyperlink>
+      <w:r>
+        <w:rPr>
+          <w:lang w:val="ru_RU" w:bidi="ru_RU"/>
+        </w:rPr>
+        <w:t>43:1–5</w:t>
+      </w:r>
       <w:r>
         <w:rPr>
           <w:lang w:val="ru_RU" w:bidi="ru_RU"/>
         </w:rPr>
         <w:t xml:space="preserve">; </w:t>
       </w:r>
-      <w:hyperlink r:id="rId37">
-        <w:r>
-          <w:rPr>
-            <w:lang w:val="ru_RU" w:bidi="ru_RU"/>
-          </w:rPr>
-          <w:rPr>
-            <w:color w:val="0000EE"/>
-            <w:u w:val="single"/>
-          </w:rPr>
-          <w:t>Ин.1:14</w:t>
-        </w:r>
-      </w:hyperlink>
+      <w:r>
+        <w:rPr>
+          <w:lang w:val="ru_RU" w:bidi="ru_RU"/>
+        </w:rPr>
+        <w:t>Ин.1:14</w:t>
+      </w:r>
       <w:r>
         <w:rPr>
           <w:lang w:val="ru_RU" w:bidi="ru_RU"/>
         </w:rPr>
         <w:t>). Добрый Пастырь восстанавливает правосудие для Своих овец (</w:t>
       </w:r>
-      <w:hyperlink r:id="rId38">
-        <w:r>
-          <w:rPr>
-            <w:lang w:val="ru_RU" w:bidi="ru_RU"/>
-          </w:rPr>
-          <w:rPr>
-            <w:color w:val="0000EE"/>
-            <w:u w:val="single"/>
-          </w:rPr>
-          <w:t>Иез.34:1–24</w:t>
-        </w:r>
-      </w:hyperlink>
+      <w:r>
+        <w:rPr>
+          <w:lang w:val="ru_RU" w:bidi="ru_RU"/>
+        </w:rPr>
+        <w:t>Иез.34:1–24</w:t>
+      </w:r>
       <w:r>
         <w:rPr>
           <w:lang w:val="ru_RU" w:bidi="ru_RU"/>
         </w:rPr>
         <w:t xml:space="preserve">; </w:t>
       </w:r>
-      <w:hyperlink r:id="rId39">
-        <w:r>
-          <w:rPr>
-            <w:lang w:val="ru_RU" w:bidi="ru_RU"/>
-          </w:rPr>
-          <w:rPr>
-            <w:color w:val="0000EE"/>
-            <w:u w:val="single"/>
-          </w:rPr>
-          <w:t>Ин.10:11</w:t>
-        </w:r>
-      </w:hyperlink>
+      <w:r>
+        <w:rPr>
+          <w:lang w:val="ru_RU" w:bidi="ru_RU"/>
+        </w:rPr>
+        <w:t>Ин.10:11</w:t>
+      </w:r>
       <w:r>
         <w:rPr>
           <w:lang w:val="ru_RU" w:bidi="ru_RU"/>
         </w:rPr>
         <w:t>). Он наполняет нас Своим Духом и делает нас новым творением в Нём (</w:t>
       </w:r>
-      <w:hyperlink r:id="rId40">
-        <w:r>
-          <w:rPr>
-            <w:lang w:val="ru_RU" w:bidi="ru_RU"/>
-          </w:rPr>
-          <w:rPr>
-            <w:color w:val="0000EE"/>
-            <w:u w:val="single"/>
-          </w:rPr>
-          <w:t>Иез.36:26–28</w:t>
-        </w:r>
-      </w:hyperlink>
+      <w:r>
+        <w:rPr>
+          <w:lang w:val="ru_RU" w:bidi="ru_RU"/>
+        </w:rPr>
+        <w:t>Иез.36:26–28</w:t>
+      </w:r>
       <w:r>
         <w:rPr>
           <w:lang w:val="ru_RU" w:bidi="ru_RU"/>
         </w:rPr>
         <w:t xml:space="preserve">; </w:t>
       </w:r>
-      <w:hyperlink r:id="rId41">
-        <w:r>
-          <w:rPr>
-            <w:lang w:val="ru_RU" w:bidi="ru_RU"/>
-          </w:rPr>
-          <w:rPr>
-            <w:color w:val="0000EE"/>
-            <w:u w:val="single"/>
-          </w:rPr>
-          <w:t>37:1–14</w:t>
-        </w:r>
-      </w:hyperlink>
+      <w:r>
+        <w:rPr>
+          <w:lang w:val="ru_RU" w:bidi="ru_RU"/>
+        </w:rPr>
+        <w:t>37:1–14</w:t>
+      </w:r>
       <w:r>
         <w:rPr>
           <w:lang w:val="ru_RU" w:bidi="ru_RU"/>
         </w:rPr>
         <w:t xml:space="preserve">; </w:t>
       </w:r>
-      <w:hyperlink r:id="rId42">
-        <w:r>
-          <w:rPr>
-            <w:lang w:val="ru_RU" w:bidi="ru_RU"/>
-          </w:rPr>
-          <w:rPr>
-            <w:color w:val="0000EE"/>
-            <w:u w:val="single"/>
-          </w:rPr>
-          <w:t>2Кор.5:17</w:t>
-        </w:r>
-      </w:hyperlink>
+      <w:r>
+        <w:rPr>
+          <w:lang w:val="ru_RU" w:bidi="ru_RU"/>
+        </w:rPr>
+        <w:t>2Кор.5:17</w:t>
+      </w:r>
       <w:r>
         <w:rPr>
           <w:lang w:val="ru_RU" w:bidi="ru_RU"/>
         </w:rPr>
         <w:t>). Те, кто вступил в союз со Христом, имеют ещё больший доступ к Божьему присутствию, чем это предполагалось в видениях Иезекииля. Они могут свободно подходить к престолу благодати и пить из источника, дающего жизнь, который течёт от престола (</w:t>
       </w:r>
-      <w:hyperlink r:id="rId43">
-        <w:r>
-          <w:rPr>
-            <w:lang w:val="ru_RU" w:bidi="ru_RU"/>
-          </w:rPr>
-          <w:rPr>
-            <w:color w:val="0000EE"/>
-            <w:u w:val="single"/>
-          </w:rPr>
-          <w:t>Иез.47:1–11</w:t>
-        </w:r>
-      </w:hyperlink>
+      <w:r>
+        <w:rPr>
+          <w:lang w:val="ru_RU" w:bidi="ru_RU"/>
+        </w:rPr>
+        <w:t>Иез.47:1–11</w:t>
+      </w:r>
       <w:r>
         <w:rPr>
           <w:lang w:val="ru_RU" w:bidi="ru_RU"/>
         </w:rPr>
         <w:t xml:space="preserve">; </w:t>
       </w:r>
-      <w:hyperlink r:id="rId44">
-        <w:r>
-          <w:rPr>
-            <w:lang w:val="ru_RU" w:bidi="ru_RU"/>
-          </w:rPr>
-          <w:rPr>
-            <w:color w:val="0000EE"/>
-            <w:u w:val="single"/>
-          </w:rPr>
-          <w:t>Откр.22:1–5</w:t>
-        </w:r>
-      </w:hyperlink>
+      <w:r>
+        <w:rPr>
+          <w:lang w:val="ru_RU" w:bidi="ru_RU"/>
+        </w:rPr>
+        <w:t>Откр.22:1–5</w:t>
+      </w:r>
       <w:r>
         <w:rPr>
           <w:lang w:val="ru_RU" w:bidi="ru_RU"/>
